--- a/web/public/report-template.docx
+++ b/web/public/report-template.docx
@@ -4,23 +4,21 @@
   <w:body>
     <w:p>
       <w:pPr>
-        <w:spacing w:before="400"/>
-      </w:pPr>
-      <w:bookmarkStart w:id="0" w:name="_GoBack"/>
-      <w:bookmarkEnd w:id="0"/>
-    </w:p>
-    <w:p>
-      <w:pPr>
         <w:spacing w:before="200" w:after="120"/>
+        <w:rPr>
+          <w:sz w:val="28"/>
+          <w:lang w:val="en-US"/>
+        </w:rPr>
       </w:pPr>
       <w:r>
         <w:rPr>
           <w:b/>
           <w:bCs/>
-          <w:sz w:val="44"/>
+          <w:sz w:val="52"/>
           <w:szCs w:val="44"/>
-        </w:rPr>
-        <w:t>[TITOLO DEL REPORT]</w:t>
+          <w:lang w:val="en-US"/>
+        </w:rPr>
+        <w:t>Weekly Report</w:t>
       </w:r>
     </w:p>
     <w:p>
@@ -28,226 +26,59 @@
         <w:pBdr>
           <w:bottom w:val="single" w:sz="8" w:space="10" w:color="EE7203"/>
         </w:pBdr>
-        <w:spacing w:after="300"/>
+        <w:rPr>
+          <w:sz w:val="24"/>
+          <w:lang w:val="en-US"/>
+        </w:rPr>
       </w:pPr>
       <w:r>
         <w:rPr>
           <w:i/>
           <w:iCs/>
           <w:color w:val="6B6B6B"/>
-          <w:sz w:val="24"/>
+          <w:sz w:val="20"/>
           <w:szCs w:val="24"/>
-        </w:rPr>
-        <w:t xml:space="preserve">[Sottotitolo o ambito del report — es. Country Watch, mercato di riferimento, </w:t>
-      </w:r>
+          <w:lang w:val="en-US"/>
+        </w:rPr>
+        <w:t>dd/mm/</w:t>
+      </w:r>
+      <w:proofErr w:type="spellStart"/>
       <w:r>
         <w:rPr>
           <w:i/>
           <w:iCs/>
           <w:color w:val="6B6B6B"/>
-          <w:sz w:val="24"/>
+          <w:sz w:val="20"/>
           <w:szCs w:val="24"/>
-          <w:u w:val="single"/>
-        </w:rPr>
-        <w:t>periodo</w:t>
-      </w:r>
+          <w:lang w:val="en-US"/>
+        </w:rPr>
+        <w:t>yyyy</w:t>
+      </w:r>
+      <w:proofErr w:type="spellEnd"/>
       <w:r>
         <w:rPr>
           <w:i/>
           <w:iCs/>
           <w:color w:val="6B6B6B"/>
-          <w:sz w:val="24"/>
+          <w:sz w:val="20"/>
           <w:szCs w:val="24"/>
-        </w:rPr>
-        <w:t xml:space="preserve"> analizzato]</w:t>
-      </w:r>
-    </w:p>
-    <w:tbl>
-      <w:tblPr>
-        <w:tblW w:w="5000" w:type="pct"/>
-        <w:tblCellMar>
-          <w:left w:w="10" w:type="dxa"/>
-          <w:right w:w="10" w:type="dxa"/>
-        </w:tblCellMar>
-        <w:tblLook w:val="0000" w:firstRow="0" w:lastRow="0" w:firstColumn="0" w:lastColumn="0" w:noHBand="0" w:noVBand="0"/>
-      </w:tblPr>
-      <w:tblGrid>
-        <w:gridCol w:w="1986"/>
-        <w:gridCol w:w="7040"/>
-      </w:tblGrid>
-      <w:tr>
-        <w:tc>
-          <w:tcPr>
-            <w:tcW w:w="1100" w:type="pct"/>
-            <w:vAlign w:val="center"/>
-          </w:tcPr>
-          <w:p>
-            <w:r>
-              <w:rPr>
-                <w:b/>
-                <w:bCs/>
-                <w:color w:val="6B6B6B"/>
-                <w:sz w:val="18"/>
-                <w:szCs w:val="18"/>
-              </w:rPr>
-              <w:t>PAESE / MERCATO</w:t>
-            </w:r>
-          </w:p>
-        </w:tc>
-        <w:tc>
-          <w:tcPr>
-            <w:tcW w:w="3900" w:type="pct"/>
-            <w:vAlign w:val="center"/>
-          </w:tcPr>
-          <w:p>
-            <w:r>
-              <w:rPr>
-                <w:i/>
-                <w:iCs/>
-                <w:sz w:val="18"/>
-                <w:szCs w:val="18"/>
-              </w:rPr>
-              <w:t>[Inserire]</w:t>
-            </w:r>
-          </w:p>
-        </w:tc>
-      </w:tr>
-      <w:tr>
-        <w:tc>
-          <w:tcPr>
-            <w:tcW w:w="1100" w:type="pct"/>
-            <w:vAlign w:val="center"/>
-          </w:tcPr>
-          <w:p>
-            <w:r>
-              <w:rPr>
-                <w:b/>
-                <w:bCs/>
-                <w:color w:val="6B6B6B"/>
-                <w:sz w:val="18"/>
-                <w:szCs w:val="18"/>
-              </w:rPr>
-              <w:t>A CURA DI</w:t>
-            </w:r>
-          </w:p>
-        </w:tc>
-        <w:tc>
-          <w:tcPr>
-            <w:tcW w:w="3900" w:type="pct"/>
-            <w:vAlign w:val="center"/>
-          </w:tcPr>
-          <w:p>
-            <w:r>
-              <w:rPr>
-                <w:i/>
-                <w:iCs/>
-                <w:sz w:val="18"/>
-                <w:szCs w:val="18"/>
-              </w:rPr>
-              <w:t>[Nome Cognome — Funzione]</w:t>
-            </w:r>
-          </w:p>
-        </w:tc>
-      </w:tr>
-      <w:tr>
-        <w:tc>
-          <w:tcPr>
-            <w:tcW w:w="1100" w:type="pct"/>
-            <w:vAlign w:val="center"/>
-          </w:tcPr>
-          <w:p>
-            <w:r>
-              <w:rPr>
-                <w:b/>
-                <w:bCs/>
-                <w:color w:val="6B6B6B"/>
-                <w:sz w:val="18"/>
-                <w:szCs w:val="18"/>
-              </w:rPr>
-              <w:t>DATA</w:t>
-            </w:r>
-          </w:p>
-        </w:tc>
-        <w:tc>
-          <w:tcPr>
-            <w:tcW w:w="3900" w:type="pct"/>
-            <w:vAlign w:val="center"/>
-          </w:tcPr>
-          <w:p>
-            <w:r>
-              <w:rPr>
-                <w:i/>
-                <w:iCs/>
-                <w:sz w:val="18"/>
-                <w:szCs w:val="18"/>
-              </w:rPr>
-              <w:t xml:space="preserve">[gg mese </w:t>
-            </w:r>
-            <w:proofErr w:type="spellStart"/>
-            <w:r>
-              <w:rPr>
-                <w:i/>
-                <w:iCs/>
-                <w:sz w:val="18"/>
-                <w:szCs w:val="18"/>
-              </w:rPr>
-              <w:t>aaaa</w:t>
-            </w:r>
-            <w:proofErr w:type="spellEnd"/>
-            <w:r>
-              <w:rPr>
-                <w:i/>
-                <w:iCs/>
-                <w:sz w:val="18"/>
-                <w:szCs w:val="18"/>
-              </w:rPr>
-              <w:t>]</w:t>
-            </w:r>
-          </w:p>
-        </w:tc>
-      </w:tr>
-      <w:tr>
-        <w:tc>
-          <w:tcPr>
-            <w:tcW w:w="1100" w:type="pct"/>
-            <w:vAlign w:val="center"/>
-          </w:tcPr>
-          <w:p>
-            <w:r>
-              <w:rPr>
-                <w:b/>
-                <w:bCs/>
-                <w:color w:val="6B6B6B"/>
-                <w:sz w:val="18"/>
-                <w:szCs w:val="18"/>
-              </w:rPr>
-              <w:t>CLASSIFICAZIONE</w:t>
-            </w:r>
-          </w:p>
-        </w:tc>
-        <w:tc>
-          <w:tcPr>
-            <w:tcW w:w="3900" w:type="pct"/>
-            <w:vAlign w:val="center"/>
-          </w:tcPr>
-          <w:p>
-            <w:r>
-              <w:rPr>
-                <w:i/>
-                <w:iCs/>
-                <w:sz w:val="18"/>
-                <w:szCs w:val="18"/>
-              </w:rPr>
-              <w:t>[Uso interno / Riservato / Confidenziale]</w:t>
-            </w:r>
-          </w:p>
-        </w:tc>
-      </w:tr>
-    </w:tbl>
-    <w:p>
-      <w:pPr>
-        <w:spacing w:before="500"/>
-      </w:pPr>
+          <w:lang w:val="en-US"/>
+        </w:rPr>
+        <w:t xml:space="preserve"> – dd/mm/</w:t>
+      </w:r>
+      <w:proofErr w:type="spellStart"/>
+      <w:r>
+        <w:rPr>
+          <w:i/>
+          <w:iCs/>
+          <w:color w:val="6B6B6B"/>
+          <w:sz w:val="20"/>
+          <w:szCs w:val="24"/>
+          <w:lang w:val="en-US"/>
+        </w:rPr>
+        <w:t>yyyy</w:t>
+      </w:r>
+      <w:proofErr w:type="spellEnd"/>
     </w:p>
     <w:p>
       <w:pPr>
@@ -256,6 +87,9 @@
           <w:bottom w:val="single" w:sz="4" w:space="4" w:color="00693E"/>
         </w:pBdr>
         <w:spacing w:before="200" w:after="160"/>
+        <w:rPr>
+          <w:lang w:val="en-US"/>
+        </w:rPr>
       </w:pPr>
       <w:r>
         <w:rPr>
@@ -264,16 +98,35 @@
           <w:color w:val="00693E"/>
           <w:sz w:val="28"/>
           <w:szCs w:val="28"/>
-        </w:rPr>
-        <w:t>Sintesi</w:t>
+          <w:lang w:val="en-US"/>
+        </w:rPr>
+        <w:t>Done</w:t>
       </w:r>
     </w:p>
     <w:p>
       <w:pPr>
         <w:spacing w:after="260"/>
-      </w:pPr>
-      <w:r>
-        <w:t>[2–3 righe con il messaggio chiave del report: cosa è cambiato, perché conta per IBD, cosa si propone di fare.]</w:t>
+        <w:rPr>
+          <w:lang w:val="en-US"/>
+        </w:rPr>
+      </w:pPr>
+      <w:r>
+        <w:rPr>
+          <w:lang w:val="en-US"/>
+        </w:rPr>
+        <w:t>[</w:t>
+      </w:r>
+      <w:r>
+        <w:rPr>
+          <w:lang w:val="en-US"/>
+        </w:rPr>
+        <w:t>TASKS</w:t>
+      </w:r>
+      <w:r>
+        <w:rPr>
+          <w:lang w:val="en-US"/>
+        </w:rPr>
+        <w:t>]</w:t>
       </w:r>
     </w:p>
     <w:p>
@@ -283,6 +136,9 @@
           <w:bottom w:val="single" w:sz="4" w:space="4" w:color="00693E"/>
         </w:pBdr>
         <w:spacing w:before="200" w:after="160"/>
+        <w:rPr>
+          <w:lang w:val="en-US"/>
+        </w:rPr>
       </w:pPr>
       <w:r>
         <w:rPr>
@@ -291,16 +147,23 @@
           <w:color w:val="00693E"/>
           <w:sz w:val="28"/>
           <w:szCs w:val="28"/>
-        </w:rPr>
-        <w:t>Contesto e analisi</w:t>
+          <w:lang w:val="en-US"/>
+        </w:rPr>
+        <w:t>Next</w:t>
       </w:r>
     </w:p>
     <w:p>
       <w:pPr>
         <w:spacing w:after="260"/>
-      </w:pPr>
-      <w:r>
-        <w:t>[Corpo dell'analisi: dati, benchmark, confronto tra paesi o periodi, grafici e tabelle.]</w:t>
+        <w:rPr>
+          <w:lang w:val="en-US"/>
+        </w:rPr>
+      </w:pPr>
+      <w:r>
+        <w:rPr>
+          <w:lang w:val="en-US"/>
+        </w:rPr>
+        <w:t>[TASKS]</w:t>
       </w:r>
     </w:p>
     <w:p>
@@ -310,6 +173,9 @@
           <w:bottom w:val="single" w:sz="4" w:space="4" w:color="00693E"/>
         </w:pBdr>
         <w:spacing w:before="200" w:after="160"/>
+        <w:rPr>
+          <w:lang w:val="en-US"/>
+        </w:rPr>
       </w:pPr>
       <w:r>
         <w:rPr>
@@ -318,8 +184,9 @@
           <w:color w:val="00693E"/>
           <w:sz w:val="28"/>
           <w:szCs w:val="28"/>
-        </w:rPr>
-        <w:t>Implicazioni e raccomandazioni</w:t>
+          <w:lang w:val="en-US"/>
+        </w:rPr>
+        <w:t>Current Projects</w:t>
       </w:r>
     </w:p>
     <w:p>
@@ -327,35 +194,148 @@
         <w:spacing w:after="260"/>
       </w:pPr>
       <w:r>
-        <w:t>[Cosa comporta per pricing, piano commerciale o allocazione di risorse; azioni proposte con responsabile e tempistica.]</w:t>
+        <w:t>[</w:t>
+      </w:r>
+      <w:r>
+        <w:t>PROJECTS</w:t>
+      </w:r>
+      <w:r>
+        <w:t>]</w:t>
       </w:r>
     </w:p>
     <w:p>
-      <w:pPr>
-        <w:pStyle w:val="Titolo1"/>
-        <w:pBdr>
-          <w:bottom w:val="single" w:sz="4" w:space="4" w:color="00693E"/>
-        </w:pBdr>
-        <w:spacing w:before="200" w:after="160"/>
+      <w:r>
+        <w:br w:type="page"/>
+      </w:r>
+    </w:p>
+    <w:p>
+      <w:pPr>
+        <w:spacing w:before="200" w:after="120"/>
+        <w:rPr>
+          <w:sz w:val="28"/>
+          <w:lang w:val="en-US"/>
+        </w:rPr>
       </w:pPr>
       <w:r>
         <w:rPr>
           <w:b/>
           <w:bCs/>
-          <w:color w:val="00693E"/>
-          <w:sz w:val="28"/>
-          <w:szCs w:val="28"/>
-        </w:rPr>
-        <w:t>Fonti</w:t>
+          <w:sz w:val="52"/>
+          <w:szCs w:val="44"/>
+          <w:lang w:val="en-US"/>
+        </w:rPr>
+        <w:lastRenderedPageBreak/>
+        <w:t>Planner</w:t>
       </w:r>
     </w:p>
     <w:p>
       <w:pPr>
+        <w:pBdr>
+          <w:bottom w:val="single" w:sz="8" w:space="10" w:color="EE7203"/>
+        </w:pBdr>
+        <w:rPr>
+          <w:sz w:val="24"/>
+          <w:lang w:val="en-US"/>
+        </w:rPr>
+      </w:pPr>
+      <w:r>
+        <w:rPr>
+          <w:i/>
+          <w:iCs/>
+          <w:color w:val="6B6B6B"/>
+          <w:sz w:val="20"/>
+          <w:szCs w:val="24"/>
+          <w:lang w:val="en-US"/>
+        </w:rPr>
+        <w:t>dd/mm/</w:t>
+      </w:r>
+      <w:proofErr w:type="spellStart"/>
+      <w:r>
+        <w:rPr>
+          <w:i/>
+          <w:iCs/>
+          <w:color w:val="6B6B6B"/>
+          <w:sz w:val="20"/>
+          <w:szCs w:val="24"/>
+          <w:lang w:val="en-US"/>
+        </w:rPr>
+        <w:t>yyyy</w:t>
+      </w:r>
+      <w:proofErr w:type="spellEnd"/>
+      <w:r>
+        <w:rPr>
+          <w:i/>
+          <w:iCs/>
+          <w:color w:val="6B6B6B"/>
+          <w:sz w:val="20"/>
+          <w:szCs w:val="24"/>
+          <w:lang w:val="en-US"/>
+        </w:rPr>
+        <w:t xml:space="preserve"> – dd/mm/</w:t>
+      </w:r>
+      <w:proofErr w:type="spellStart"/>
+      <w:r>
+        <w:rPr>
+          <w:i/>
+          <w:iCs/>
+          <w:color w:val="6B6B6B"/>
+          <w:sz w:val="20"/>
+          <w:szCs w:val="24"/>
+          <w:lang w:val="en-US"/>
+        </w:rPr>
+        <w:t>yyyy</w:t>
+      </w:r>
+      <w:proofErr w:type="spellEnd"/>
+    </w:p>
+    <w:p>
+      <w:pPr>
         <w:spacing w:after="260"/>
-      </w:pPr>
-      <w:r>
-        <w:t>[Elenco fonti primarie utilizzate.]</w:t>
-      </w:r>
+        <w:rPr>
+          <w:lang w:val="en-US"/>
+        </w:rPr>
+      </w:pPr>
+    </w:p>
+    <w:p>
+      <w:pPr>
+        <w:spacing w:after="260"/>
+        <w:rPr>
+          <w:lang w:val="en-US"/>
+        </w:rPr>
+      </w:pPr>
+      <w:r>
+        <w:rPr>
+          <w:lang w:val="en-US"/>
+        </w:rPr>
+        <w:t>[</w:t>
+      </w:r>
+      <w:r>
+        <w:rPr>
+          <w:lang w:val="en-US"/>
+        </w:rPr>
+        <w:t>HORIZONTAL IMAGE OF THE BACKLOG – NEXT – IN PROGRESS – WAITING COLUMNS WITHOUT NAMES THAT FILLS THE SHEET PROPERLY IN LENGTH AND WIDTH</w:t>
+      </w:r>
+      <w:bookmarkStart w:id="0" w:name="_GoBack"/>
+      <w:bookmarkEnd w:id="0"/>
+      <w:r>
+        <w:rPr>
+          <w:lang w:val="en-US"/>
+        </w:rPr>
+        <w:t xml:space="preserve"> </w:t>
+      </w:r>
+      <w:r>
+        <w:rPr>
+          <w:lang w:val="en-US"/>
+        </w:rPr>
+        <w:t>]</w:t>
+      </w:r>
+    </w:p>
+    <w:p>
+      <w:pPr>
+        <w:spacing w:after="260"/>
+        <w:rPr>
+          <w:lang w:val="en-US"/>
+        </w:rPr>
+      </w:pPr>
     </w:p>
     <w:sectPr>
       <w:headerReference w:type="default" r:id="rId7"/>
@@ -424,53 +404,7 @@
         <w:szCs w:val="12"/>
         <w:lang w:val="en-US"/>
       </w:rPr>
-      <w:t xml:space="preserve">IBD </w:t>
-    </w:r>
-    <w:proofErr w:type="gramStart"/>
-    <w:r>
-      <w:rPr>
-        <w:rFonts w:ascii="Trajan Pro" w:eastAsia="Trajan Pro" w:hAnsi="Trajan Pro" w:cs="Trajan Pro"/>
-        <w:color w:val="6B6B6B"/>
-        <w:spacing w:val="14"/>
-        <w:sz w:val="12"/>
-        <w:szCs w:val="12"/>
-        <w:lang w:val="en-US"/>
-      </w:rPr>
-      <w:t xml:space="preserve">- </w:t>
-    </w:r>
-    <w:r>
-      <w:rPr>
-        <w:rFonts w:ascii="Trajan Pro" w:eastAsia="Trajan Pro" w:hAnsi="Trajan Pro" w:cs="Trajan Pro"/>
-        <w:color w:val="6B6B6B"/>
-        <w:spacing w:val="14"/>
-        <w:sz w:val="12"/>
-        <w:szCs w:val="12"/>
-        <w:lang w:val="en-US"/>
-      </w:rPr>
-      <w:t xml:space="preserve"> </w:t>
-    </w:r>
-    <w:r>
-      <w:rPr>
-        <w:rFonts w:ascii="Trajan Pro" w:eastAsia="Trajan Pro" w:hAnsi="Trajan Pro" w:cs="Trajan Pro"/>
-        <w:color w:val="6B6B6B"/>
-        <w:spacing w:val="14"/>
-        <w:sz w:val="12"/>
-        <w:szCs w:val="12"/>
-        <w:lang w:val="en-US"/>
-      </w:rPr>
-      <w:t>STRICTLY</w:t>
-    </w:r>
-    <w:proofErr w:type="gramEnd"/>
-    <w:r>
-      <w:rPr>
-        <w:rFonts w:ascii="Trajan Pro" w:eastAsia="Trajan Pro" w:hAnsi="Trajan Pro" w:cs="Trajan Pro"/>
-        <w:color w:val="6B6B6B"/>
-        <w:spacing w:val="14"/>
-        <w:sz w:val="12"/>
-        <w:szCs w:val="12"/>
-        <w:lang w:val="en-US"/>
-      </w:rPr>
-      <w:t xml:space="preserve"> CONFIDENTIAL         </w:t>
+      <w:t xml:space="preserve">         </w:t>
     </w:r>
     <w:r>
       <w:rPr>
@@ -504,7 +438,28 @@
         <w:lang w:val="en-US"/>
       </w:rPr>
       <w:tab/>
-      <w:t xml:space="preserve">PAGINA </w:t>
+    </w:r>
+    <w:r>
+      <w:rPr>
+        <w:rFonts w:ascii="Trajan Pro" w:eastAsia="Trajan Pro" w:hAnsi="Trajan Pro" w:cs="Trajan Pro"/>
+        <w:color w:val="6B6B6B"/>
+        <w:spacing w:val="14"/>
+        <w:sz w:val="12"/>
+        <w:szCs w:val="12"/>
+        <w:lang w:val="en-US"/>
+      </w:rPr>
+      <w:t>PAGE</w:t>
+    </w:r>
+    <w:r>
+      <w:rPr>
+        <w:rFonts w:ascii="Trajan Pro" w:eastAsia="Trajan Pro" w:hAnsi="Trajan Pro" w:cs="Trajan Pro"/>
+        <w:color w:val="6B6B6B"/>
+        <w:spacing w:val="14"/>
+        <w:sz w:val="12"/>
+        <w:szCs w:val="12"/>
+        <w:lang w:val="en-US"/>
+      </w:rPr>
+      <w:t xml:space="preserve"> </w:t>
     </w:r>
     <w:r>
       <w:rPr>
@@ -563,7 +518,29 @@
         <w:szCs w:val="12"/>
         <w:lang w:val="en-US"/>
       </w:rPr>
-      <w:t xml:space="preserve"> DI </w:t>
+      <w:t xml:space="preserve"> </w:t>
+    </w:r>
+    <w:r>
+      <w:rPr>
+        <w:rFonts w:ascii="Trajan Pro" w:eastAsia="Trajan Pro" w:hAnsi="Trajan Pro" w:cs="Trajan Pro"/>
+        <w:color w:val="6B6B6B"/>
+        <w:spacing w:val="14"/>
+        <w:sz w:val="12"/>
+        <w:szCs w:val="12"/>
+        <w:lang w:val="en-US"/>
+      </w:rPr>
+      <w:t>OF</w:t>
+    </w:r>
+    <w:r>
+      <w:rPr>
+        <w:rFonts w:ascii="Trajan Pro" w:eastAsia="Trajan Pro" w:hAnsi="Trajan Pro" w:cs="Trajan Pro"/>
+        <w:color w:val="6B6B6B"/>
+        <w:spacing w:val="14"/>
+        <w:sz w:val="12"/>
+        <w:szCs w:val="12"/>
+        <w:lang w:val="en-US"/>
+      </w:rPr>
+      <w:t xml:space="preserve"> </w:t>
     </w:r>
     <w:r>
       <w:rPr>
@@ -704,22 +681,10 @@
       </w:rPr>
       <w:tab/>
     </w:r>
-    <w:r>
-      <w:rPr>
-        <w:rFonts w:ascii="Trajan Pro" w:eastAsia="Trajan Pro" w:hAnsi="Trajan Pro" w:cs="Trajan Pro"/>
-        <w:color w:val="6B6B6B"/>
-        <w:spacing w:val="20"/>
-        <w:sz w:val="15"/>
-        <w:szCs w:val="15"/>
-        <w:lang w:val="en-US"/>
-      </w:rPr>
-      <w:t>INTERNATIONAL BANKS DIVIISION</w:t>
-    </w:r>
   </w:p>
   <w:p>
     <w:pPr>
       <w:spacing w:before="40"/>
-      <w:jc w:val="right"/>
       <w:rPr>
         <w:lang w:val="en-US"/>
       </w:rPr>
